--- a/Dropbox/อบรมเชิงปฏิบัติการการใช้งาน Drop box.docx
+++ b/Dropbox/อบรมเชิงปฏิบัติการการใช้งาน Drop box.docx
@@ -996,9 +996,17 @@
           <w:rFonts w:ascii="TH SarabunPSK" w:hAnsi="TH SarabunPSK" w:cs="TH SarabunPSK"/>
           <w:sz w:val="32"/>
           <w:szCs w:val="32"/>
-          <w:cs/>
         </w:rPr>
       </w:pPr>
+      <w:r>
+        <w:rPr>
+          <w:rFonts w:ascii="TH SarabunPSK" w:hAnsi="TH SarabunPSK" w:cs="TH SarabunPSK" w:hint="cs"/>
+          <w:sz w:val="32"/>
+          <w:szCs w:val="32"/>
+          <w:cs/>
+        </w:rPr>
+        <w:t>แก้ไข 1</w:t>
+      </w:r>
     </w:p>
     <w:sectPr>
       <w:pgSz w:w="12240" w:h="15840"/>

--- a/Dropbox/อบรมเชิงปฏิบัติการการใช้งาน Drop box.docx
+++ b/Dropbox/อบรมเชิงปฏิบัติการการใช้งาน Drop box.docx
@@ -1006,6 +1006,32 @@
           <w:cs/>
         </w:rPr>
         <w:t>แก้ไข 1</w:t>
+      </w:r>
+    </w:p>
+    <w:p>
+      <w:pPr>
+        <w:rPr>
+          <w:rFonts w:ascii="TH SarabunPSK" w:hAnsi="TH SarabunPSK" w:cs="TH SarabunPSK"/>
+          <w:sz w:val="32"/>
+          <w:szCs w:val="32"/>
+        </w:rPr>
+      </w:pPr>
+      <w:r>
+        <w:rPr>
+          <w:rFonts w:ascii="TH SarabunPSK" w:hAnsi="TH SarabunPSK" w:cs="TH SarabunPSK" w:hint="cs"/>
+          <w:sz w:val="32"/>
+          <w:szCs w:val="32"/>
+          <w:cs/>
+        </w:rPr>
+        <w:t xml:space="preserve">แก้ไขครั้งที่ </w:t>
+      </w:r>
+      <w:r>
+        <w:rPr>
+          <w:rFonts w:ascii="TH SarabunPSK" w:hAnsi="TH SarabunPSK" w:cs="TH SarabunPSK"/>
+          <w:sz w:val="32"/>
+          <w:szCs w:val="32"/>
+        </w:rPr>
+        <w:t>2</w:t>
       </w:r>
     </w:p>
     <w:sectPr>

--- a/Dropbox/อบรมเชิงปฏิบัติการการใช้งาน Drop box.docx
+++ b/Dropbox/อบรมเชิงปฏิบัติการการใช้งาน Drop box.docx
@@ -1033,6 +1033,41 @@
         </w:rPr>
         <w:t>2</w:t>
       </w:r>
+    </w:p>
+    <w:p>
+      <w:pPr>
+        <w:rPr>
+          <w:rFonts w:ascii="TH SarabunPSK" w:hAnsi="TH SarabunPSK" w:cs="TH SarabunPSK"/>
+          <w:sz w:val="32"/>
+          <w:szCs w:val="32"/>
+        </w:rPr>
+      </w:pPr>
+      <w:r>
+        <w:rPr>
+          <w:rFonts w:ascii="TH SarabunPSK" w:hAnsi="TH SarabunPSK" w:cs="TH SarabunPSK" w:hint="cs"/>
+          <w:sz w:val="32"/>
+          <w:szCs w:val="32"/>
+          <w:cs/>
+        </w:rPr>
+        <w:t xml:space="preserve">แก้ไขครั้งที่ </w:t>
+      </w:r>
+      <w:r>
+        <w:rPr>
+          <w:rFonts w:ascii="TH SarabunPSK" w:hAnsi="TH SarabunPSK" w:cs="TH SarabunPSK"/>
+          <w:sz w:val="32"/>
+          <w:szCs w:val="32"/>
+        </w:rPr>
+        <w:t>3</w:t>
+      </w:r>
+    </w:p>
+    <w:p>
+      <w:pPr>
+        <w:rPr>
+          <w:rFonts w:ascii="TH SarabunPSK" w:hAnsi="TH SarabunPSK" w:cs="TH SarabunPSK"/>
+          <w:sz w:val="32"/>
+          <w:szCs w:val="32"/>
+        </w:rPr>
+      </w:pPr>
     </w:p>
     <w:sectPr>
       <w:pgSz w:w="12240" w:h="15840"/>

--- a/Dropbox/อบรมเชิงปฏิบัติการการใช้งาน Drop box.docx
+++ b/Dropbox/อบรมเชิงปฏิบัติการการใช้งาน Drop box.docx
@@ -1058,6 +1058,33 @@
           <w:szCs w:val="32"/>
         </w:rPr>
         <w:t>3</w:t>
+      </w:r>
+    </w:p>
+    <w:p>
+      <w:pPr>
+        <w:rPr>
+          <w:rFonts w:ascii="TH SarabunPSK" w:hAnsi="TH SarabunPSK" w:cs="TH SarabunPSK"/>
+          <w:sz w:val="32"/>
+          <w:szCs w:val="32"/>
+        </w:rPr>
+      </w:pPr>
+    </w:p>
+    <w:p>
+      <w:pPr>
+        <w:rPr>
+          <w:rFonts w:ascii="TH SarabunPSK" w:hAnsi="TH SarabunPSK" w:cs="TH SarabunPSK"/>
+          <w:sz w:val="32"/>
+          <w:szCs w:val="32"/>
+        </w:rPr>
+      </w:pPr>
+      <w:r>
+        <w:rPr>
+          <w:rFonts w:ascii="TH SarabunPSK" w:hAnsi="TH SarabunPSK" w:cs="TH SarabunPSK"/>
+          <w:sz w:val="32"/>
+          <w:szCs w:val="32"/>
+        </w:rPr>
+        <w:lastRenderedPageBreak/>
+        <w:t>TEST 4</w:t>
       </w:r>
     </w:p>
     <w:p>
